--- a/files/Simarpreet_Singh_CV.docx
+++ b/files/Simarpreet_Singh_CV.docx
@@ -69,13 +69,6 @@
                 <w:szCs w:val="28"/>
               </w:rPr>
               <w:t>Student Developer</w:t>
-            </w:r>
-            <w:r>
-              <w:rPr>
-                <w:sz w:val="28"/>
-                <w:szCs w:val="28"/>
-              </w:rPr>
-              <w:t xml:space="preserve"> &amp; Musician</w:t>
             </w:r>
           </w:p>
         </w:tc>
@@ -781,6 +774,15 @@
                 <w:szCs w:val="34"/>
               </w:rPr>
               <w:t>Qualifications</w:t>
+            </w:r>
+            <w:r>
+              <w:rPr>
+                <w:b/>
+                <w:bCs/>
+                <w:sz w:val="34"/>
+                <w:szCs w:val="34"/>
+              </w:rPr>
+              <w:t xml:space="preserve"> &amp; Achievements</w:t>
             </w:r>
           </w:p>
         </w:tc>
@@ -1696,10 +1698,7 @@
               </w:rPr>
             </w:pPr>
             <w:r>
-              <w:t>Native</w:t>
-            </w:r>
-            <w:r>
-              <w:t xml:space="preserve"> speaker</w:t>
+              <w:t>Native speaker</w:t>
             </w:r>
           </w:p>
         </w:tc>
@@ -1890,10 +1889,7 @@
               </w:rPr>
             </w:pPr>
             <w:r>
-              <w:t>C</w:t>
-            </w:r>
-            <w:r>
-              <w:t>ybersecurity</w:t>
+              <w:t>Cybersecurity</w:t>
             </w:r>
           </w:p>
         </w:tc>
